--- a/EXPORTS/DOCX/published/niveau3/Dutch/EMArtis.docx
+++ b/EXPORTS/DOCX/published/niveau3/Dutch/EMArtis.docx
@@ -1465,6 +1465,7 @@
       </w:r>
       <w:r>
         <w:rPr>
+          <w:u w:val="single" w:color="0000ff"/>
           <w:rFonts w:ascii="Charis SIL Regular" w:hAnsi="Charis SIL Regular" w:eastAsia="Charis SIL Regular"/>
           <w:b w:val="0"/>
           <w:i w:val="0"/>
@@ -2064,47 +2065,7 @@
           <w:color w:val="000000"/>
           <w:sz w:val="24"/>
         </w:rPr>
-        <w:t>7851-7858 (welke nog berusten b</w:t>
-      </w:r>
-      <w:r>
-        <w:rPr>
-          <w:u w:val="single" w:color="0000ff"/>
-          <w:rFonts w:ascii="Charis SIL Regular" w:hAnsi="Charis SIL Regular" w:eastAsia="Charis SIL Regular"/>
-          <w:b w:val="0"/>
-          <w:i w:val="0"/>
-          <w:color w:val="000000"/>
-          <w:sz w:val="24"/>
-        </w:rPr>
-        <w:t>i</w:t>
-      </w:r>
-      <w:r>
-        <w:rPr>
-          <w:u w:val="single" w:color="0000ff"/>
-          <w:rFonts w:ascii="Charis SIL Regular" w:hAnsi="Charis SIL Regular" w:eastAsia="Charis SIL Regular"/>
-          <w:b w:val="0"/>
-          <w:i w:val="0"/>
-          <w:color w:val="000000"/>
-          <w:sz w:val="24"/>
-        </w:rPr>
-        <w:hyperlink r:id="rId17" w:history="1">
-          <w:r>
-            <w:rPr>
-              <w:rStyle w:val="Hyperlink"/>
-            </w:rPr>
-            <w:t>j het Kon</w:t>
-          </w:r>
-        </w:hyperlink>
-      </w:r>
-      <w:r>
-        <w:rPr>
-          <w:u w:val="single" w:color="0000ff"/>
-          <w:rFonts w:ascii="Charis SIL Regular" w:hAnsi="Charis SIL Regular" w:eastAsia="Charis SIL Regular"/>
-          <w:b w:val="0"/>
-          <w:i w:val="0"/>
-          <w:color w:val="000000"/>
-          <w:sz w:val="24"/>
-        </w:rPr>
-        <w:t>i</w:t>
+        <w:t>7851-7858 (welke nog berusten bij het Koni</w:t>
       </w:r>
       <w:r>
         <w:rPr>
@@ -3878,7 +3839,7 @@
           <w:sz w:val="24"/>
           <w:u w:val="single"/>
         </w:rPr>
-        <w:hyperlink r:id="rId22" w:history="1">
+        <w:hyperlink r:id="rId23" w:history="1">
           <w:r>
             <w:rPr>
               <w:rStyle w:val="Hyperlink"/>
@@ -3907,7 +3868,7 @@
           <w:sz w:val="24"/>
           <w:u w:val="single"/>
         </w:rPr>
-        <w:hyperlink r:id="rId22" w:history="1">
+        <w:hyperlink r:id="rId23" w:history="1">
           <w:r>
             <w:rPr>
               <w:rStyle w:val="Hyperlink"/>
@@ -4465,7 +4426,7 @@
           <w:sz w:val="24"/>
           <w:u w:val="single"/>
         </w:rPr>
-        <w:hyperlink r:id="rId26" w:history="1">
+        <w:hyperlink r:id="rId27" w:history="1">
           <w:r>
             <w:rPr>
               <w:rStyle w:val="Hyperlink"/>
@@ -4512,7 +4473,7 @@
           <w:sz w:val="24"/>
           <w:u w:val="single"/>
         </w:rPr>
-        <w:hyperlink r:id="rId27" w:history="1">
+        <w:hyperlink r:id="rId26" w:history="1">
           <w:r>
             <w:rPr>
               <w:rStyle w:val="Hyperlink"/>

--- a/EXPORTS/DOCX/published/niveau3/Dutch/EMArtis.docx
+++ b/EXPORTS/DOCX/published/niveau3/Dutch/EMArtis.docx
@@ -620,31 +620,13 @@
       </w:r>
       <w:r>
         <w:rPr>
-          <w:u w:val="single" w:color="0000ff"/>
           <w:rFonts w:ascii="Charis SIL Regular" w:hAnsi="Charis SIL Regular" w:eastAsia="Charis SIL Regular"/>
           <w:b w:val="0"/>
           <w:i w:val="0"/>
           <w:color w:val="000000"/>
           <w:sz w:val="24"/>
         </w:rPr>
-        <w:hyperlink r:id="rId10" w:history="1">
-          <w:r>
-            <w:rPr>
-              <w:rStyle w:val="Hyperlink"/>
-            </w:rPr>
-            <w:t>verzameld door</w:t>
-          </w:r>
-        </w:hyperlink>
-      </w:r>
-      <w:r>
-        <w:rPr>
-          <w:rFonts w:ascii="Charis SIL Regular" w:hAnsi="Charis SIL Regular" w:eastAsia="Charis SIL Regular"/>
-          <w:b w:val="0"/>
-          <w:i w:val="0"/>
-          <w:color w:val="000000"/>
-          <w:sz w:val="24"/>
-        </w:rPr>
-        <w:t xml:space="preserve"> het </w:t>
+        <w:t xml:space="preserve">verzameld door het </w:t>
       </w:r>
       <w:r>
         <w:rPr>
@@ -1019,13 +1001,29 @@
             <w:rPr>
               <w:rStyle w:val="Hyperlink"/>
             </w:rPr>
-            <w:t xml:space="preserve"> het Etnografis</w:t>
+            <w:t xml:space="preserve"> het Etnografi</w:t>
           </w:r>
         </w:hyperlink>
       </w:r>
       <w:r>
         <w:rPr>
-          <w:u w:val="single" w:color="0000ff"/>
+          <w:rFonts w:ascii="Charis SIL Regular" w:hAnsi="Charis SIL Regular" w:eastAsia="Charis SIL Regular"/>
+          <w:b w:val="0"/>
+          <w:i w:val="0"/>
+          <w:color w:val="000000"/>
+          <w:sz w:val="24"/>
+        </w:rPr>
+        <w:hyperlink r:id="rId12" w:history="1">
+          <w:r>
+            <w:rPr>
+              <w:rStyle w:val="Hyperlink"/>
+            </w:rPr>
+            <w:t>s</w:t>
+          </w:r>
+        </w:hyperlink>
+      </w:r>
+      <w:r>
+        <w:rPr>
           <w:rFonts w:ascii="Charis SIL Regular" w:hAnsi="Charis SIL Regular" w:eastAsia="Charis SIL Regular"/>
           <w:b w:val="0"/>
           <w:i w:val="0"/>
@@ -1066,7 +1064,7 @@
             <w:rPr>
               <w:rStyle w:val="Hyperlink"/>
             </w:rPr>
-            <w:t xml:space="preserve"> Museum </w:t>
+            <w:t xml:space="preserve"> Museum A</w:t>
           </w:r>
         </w:hyperlink>
       </w:r>
@@ -1078,7 +1076,7 @@
           <w:color w:val="000000"/>
           <w:sz w:val="24"/>
         </w:rPr>
-        <w:t xml:space="preserve">Artis een </w:t>
+        <w:t xml:space="preserve">rtis een </w:t>
       </w:r>
       <w:r>
         <w:rPr>
@@ -2065,7 +2063,18 @@
           <w:color w:val="000000"/>
           <w:sz w:val="24"/>
         </w:rPr>
-        <w:t>7851-7858 (welke nog berusten bij het Koni</w:t>
+        <w:t>7851-7858 (welke nog berusten b</w:t>
+      </w:r>
+      <w:r>
+        <w:rPr>
+          <w:u w:val="single" w:color="0000ff"/>
+          <w:rFonts w:ascii="Charis SIL Regular" w:hAnsi="Charis SIL Regular" w:eastAsia="Charis SIL Regular"/>
+          <w:b w:val="0"/>
+          <w:i w:val="0"/>
+          <w:color w:val="000000"/>
+          <w:sz w:val="24"/>
+        </w:rPr>
+        <w:t>ij het Koni</w:t>
       </w:r>
       <w:r>
         <w:rPr>
@@ -3839,7 +3848,7 @@
           <w:sz w:val="24"/>
           <w:u w:val="single"/>
         </w:rPr>
-        <w:hyperlink r:id="rId23" w:history="1">
+        <w:hyperlink r:id="rId22" w:history="1">
           <w:r>
             <w:rPr>
               <w:rStyle w:val="Hyperlink"/>
@@ -3868,7 +3877,7 @@
           <w:sz w:val="24"/>
           <w:u w:val="single"/>
         </w:rPr>
-        <w:hyperlink r:id="rId23" w:history="1">
+        <w:hyperlink r:id="rId22" w:history="1">
           <w:r>
             <w:rPr>
               <w:rStyle w:val="Hyperlink"/>
@@ -4444,7 +4453,7 @@
           <w:sz w:val="24"/>
           <w:u w:val="single"/>
         </w:rPr>
-        <w:hyperlink r:id="rId26" w:history="1">
+        <w:hyperlink r:id="rId27" w:history="1">
           <w:r>
             <w:rPr>
               <w:rStyle w:val="Hyperlink"/>
@@ -4473,7 +4482,7 @@
           <w:sz w:val="24"/>
           <w:u w:val="single"/>
         </w:rPr>
-        <w:hyperlink r:id="rId26" w:history="1">
+        <w:hyperlink r:id="rId27" w:history="1">
           <w:r>
             <w:rPr>
               <w:rStyle w:val="Hyperlink"/>
